--- a/docs/developpement/phases/word/PHASE_65_LE_LIEU_EN_3D_QUATRE_DECORS_STANDS_POSES_A_LA_MAIN.docx
+++ b/docs/developpement/phases/word/PHASE_65_LE_LIEU_EN_3D_QUATRE_DECORS_STANDS_POSES_A_LA_MAIN.docx
@@ -20,7 +20,7 @@
       <w:r>
         <w:t xml:space="preserve">FlaiX Expert · dossier de développement · généré le 2026-10-19 depuis le dépôt </w:t>
       </w:r>
-      <w:hyperlink w:history="1" r:id="rIdqi0d9gx1chrtfsim1lmns">
+      <w:hyperlink w:history="1" r:id="rIdr3lau8dekdtdcuaus-izo">
         <w:r>
           <w:rPr>
             <w:rStyle w:val="Hyperlink"/>
@@ -539,7 +539,7 @@
           <w:numId w:val="2"/>
         </w:numPr>
       </w:pPr>
-      <w:hyperlink w:history="1" r:id="rIdzalw-0ae1_0ozkkvs0x1g">
+      <w:hyperlink w:history="1" r:id="rIdyzahjuogskgz0rg5gt-se">
         <w:r>
           <w:rPr>
             <w:rStyle w:val="Hyperlink"/>
@@ -559,7 +559,7 @@
           <w:numId w:val="2"/>
         </w:numPr>
       </w:pPr>
-      <w:hyperlink w:history="1" r:id="rIdcfwy4q9pdgdbcrmeisket">
+      <w:hyperlink w:history="1" r:id="rId0bt16xlawwg40dxqo4sul">
         <w:r>
           <w:rPr>
             <w:rStyle w:val="Hyperlink"/>
@@ -579,7 +579,7 @@
           <w:numId w:val="2"/>
         </w:numPr>
       </w:pPr>
-      <w:hyperlink w:history="1" r:id="rIdss-k6ow-w2-9ygqvzj9bh">
+      <w:hyperlink w:history="1" r:id="rId5mflr4-qm2fkivl4o5hgd">
         <w:r>
           <w:rPr>
             <w:rStyle w:val="Hyperlink"/>
@@ -627,7 +627,7 @@
       <w:r>
         <w:t xml:space="preserve"> — créé — </w:t>
       </w:r>
-      <w:hyperlink w:history="1" r:id="rIdyzqqm-p8xvvrvts-zrzxw">
+      <w:hyperlink w:history="1" r:id="rIdk_bgo2o768p-c2x810y6h">
         <w:r>
           <w:rPr>
             <w:rStyle w:val="Hyperlink"/>
@@ -664,7 +664,7 @@
       <w:r>
         <w:t xml:space="preserve"> — modifié — </w:t>
       </w:r>
-      <w:hyperlink w:history="1" r:id="rId4tuxplaxy8yxdiyjy8wye">
+      <w:hyperlink w:history="1" r:id="rIdxm6fng9w31vzlcuopnc9b">
         <w:r>
           <w:rPr>
             <w:rStyle w:val="Hyperlink"/>
@@ -693,7 +693,7 @@
       <w:r>
         <w:t xml:space="preserve"> — créé — </w:t>
       </w:r>
-      <w:hyperlink w:history="1" r:id="rIdfu-8za1kj6mlbzy2eu6ob">
+      <w:hyperlink w:history="1" r:id="rIdlyxf2zq1mdhmscrrlxwne">
         <w:r>
           <w:rPr>
             <w:rStyle w:val="Hyperlink"/>
@@ -722,7 +722,7 @@
       <w:r>
         <w:t xml:space="preserve"> — modifié — </w:t>
       </w:r>
-      <w:hyperlink w:history="1" r:id="rIdyh1nrdzlvwtqs5-1vjzt5">
+      <w:hyperlink w:history="1" r:id="rIdfxpyhnzy99xg3r_pboprp">
         <w:r>
           <w:rPr>
             <w:rStyle w:val="Hyperlink"/>
@@ -759,7 +759,7 @@
       <w:r>
         <w:t xml:space="preserve"> — modifié — </w:t>
       </w:r>
-      <w:hyperlink w:history="1" r:id="rId9bferhckrjnkzva9n_dxf">
+      <w:hyperlink w:history="1" r:id="rIdmadksgqeywj8grbtz6tf2">
         <w:r>
           <w:rPr>
             <w:rStyle w:val="Hyperlink"/>
@@ -788,7 +788,7 @@
       <w:r>
         <w:t xml:space="preserve"> — modifié — </w:t>
       </w:r>
-      <w:hyperlink w:history="1" r:id="rId_jddz2yqjqoa-cwkzaony">
+      <w:hyperlink w:history="1" r:id="rIdkmwawg3wguftmgugsivk0">
         <w:r>
           <w:rPr>
             <w:rStyle w:val="Hyperlink"/>
@@ -825,7 +825,7 @@
       <w:r>
         <w:t xml:space="preserve"> — modifié — </w:t>
       </w:r>
-      <w:hyperlink w:history="1" r:id="rIdoew_l0j890pyb7bvo0tzz">
+      <w:hyperlink w:history="1" r:id="rIdwgvqawksbnnz2lzkyylhk">
         <w:r>
           <w:rPr>
             <w:rStyle w:val="Hyperlink"/>
@@ -854,7 +854,7 @@
       <w:r>
         <w:t xml:space="preserve"> — modifié — </w:t>
       </w:r>
-      <w:hyperlink w:history="1" r:id="rIdeipvcrt3eqb6o1wsnbong">
+      <w:hyperlink w:history="1" r:id="rIdrao3o7emwf3pz9nlzwxmq">
         <w:r>
           <w:rPr>
             <w:rStyle w:val="Hyperlink"/>
@@ -891,7 +891,7 @@
       <w:r>
         <w:t xml:space="preserve"> — modifié — </w:t>
       </w:r>
-      <w:hyperlink w:history="1" r:id="rIdlvo_ntunefj6wgd1kc-z7">
+      <w:hyperlink w:history="1" r:id="rIdff3kvsn0afc5itp8dxb27">
         <w:r>
           <w:rPr>
             <w:rStyle w:val="Hyperlink"/>
@@ -920,7 +920,7 @@
       <w:r>
         <w:t xml:space="preserve"> — créé — </w:t>
       </w:r>
-      <w:hyperlink w:history="1" r:id="rIdxkqo_2pite-bxo-0nb8bg">
+      <w:hyperlink w:history="1" r:id="rId7_yyvf9cnt82xjdeeo-f9">
         <w:r>
           <w:rPr>
             <w:rStyle w:val="Hyperlink"/>
@@ -949,7 +949,7 @@
       <w:r>
         <w:t xml:space="preserve"> — créé — </w:t>
       </w:r>
-      <w:hyperlink w:history="1" r:id="rIdg8ccy-qortcqazif2v4sh">
+      <w:hyperlink w:history="1" r:id="rIdonxjnittdvv_cgt7al1jt">
         <w:r>
           <w:rPr>
             <w:rStyle w:val="Hyperlink"/>
@@ -976,9 +976,30 @@
         <w:t xml:space="preserve">apps/web/src/pages/resultats/PlanStade.test.tsx</w:t>
       </w:r>
       <w:r>
+        <w:t xml:space="preserve"> — modifié (n'existe plus)</w:t>
+      </w:r>
+    </w:p>
+    <w:p>
+      <w:pPr>
+        <w:pStyle w:val="ListParagraph"/>
+        <w:numPr>
+          <w:ilvl w:val="0"/>
+          <w:numId w:val="2"/>
+        </w:numPr>
+      </w:pPr>
+      <w:r>
+        <w:rPr>
+          <w:rFonts w:ascii="Consolas" w:cs="Consolas" w:eastAsia="Consolas" w:hAnsi="Consolas"/>
+          <w:color w:val="3B2F8F"/>
+          <w:sz w:val="18"/>
+          <w:szCs w:val="18"/>
+        </w:rPr>
+        <w:t xml:space="preserve">apps/web/src/pages/resultats/PlanStade.tsx</w:t>
+      </w:r>
+      <w:r>
         <w:t xml:space="preserve"> — modifié — </w:t>
       </w:r>
-      <w:hyperlink w:history="1" r:id="rIdeaojdbap8buiwgzr5cznk">
+      <w:hyperlink w:history="1" r:id="rIdzqh0lur-dwlmzdybathcu">
         <w:r>
           <w:rPr>
             <w:rStyle w:val="Hyperlink"/>
@@ -1002,12 +1023,12 @@
           <w:sz w:val="18"/>
           <w:szCs w:val="18"/>
         </w:rPr>
-        <w:t xml:space="preserve">apps/web/src/pages/resultats/PlanStade.tsx</w:t>
+        <w:t xml:space="preserve">apps/web/src/pages/resultats/Stade3D.tsx</w:t>
       </w:r>
       <w:r>
         <w:t xml:space="preserve"> — modifié — </w:t>
       </w:r>
-      <w:hyperlink w:history="1" r:id="rIdx6ju54vjli-zrpf7ohkwm">
+      <w:hyperlink w:history="1" r:id="rIdbndjsmjg6dv6se6n34qzc">
         <w:r>
           <w:rPr>
             <w:rStyle w:val="Hyperlink"/>
@@ -1031,41 +1052,12 @@
           <w:sz w:val="18"/>
           <w:szCs w:val="18"/>
         </w:rPr>
-        <w:t xml:space="preserve">apps/web/src/pages/resultats/Stade3D.tsx</w:t>
+        <w:t xml:space="preserve">apps/web/src/styles.css</w:t>
       </w:r>
       <w:r>
         <w:t xml:space="preserve"> — modifié — </w:t>
       </w:r>
-      <w:hyperlink w:history="1" r:id="rIdhk37rtkvkysudkboxgtdv">
-        <w:r>
-          <w:rPr>
-            <w:rStyle w:val="Hyperlink"/>
-          </w:rPr>
-          <w:t xml:space="preserve">voir sur GitHub</w:t>
-        </w:r>
-      </w:hyperlink>
-    </w:p>
-    <w:p>
-      <w:pPr>
-        <w:pStyle w:val="ListParagraph"/>
-        <w:numPr>
-          <w:ilvl w:val="0"/>
-          <w:numId w:val="2"/>
-        </w:numPr>
-      </w:pPr>
-      <w:r>
-        <w:rPr>
-          <w:rFonts w:ascii="Consolas" w:cs="Consolas" w:eastAsia="Consolas" w:hAnsi="Consolas"/>
-          <w:color w:val="3B2F8F"/>
-          <w:sz w:val="18"/>
-          <w:szCs w:val="18"/>
-        </w:rPr>
-        <w:t xml:space="preserve">apps/web/src/styles.css</w:t>
-      </w:r>
-      <w:r>
-        <w:t xml:space="preserve"> — modifié — </w:t>
-      </w:r>
-      <w:hyperlink w:history="1" r:id="rIdzdevccbhskzmzazadmzlj">
+      <w:hyperlink w:history="1" r:id="rIdna5y5q9oiyrtaivguaytg">
         <w:r>
           <w:rPr>
             <w:rStyle w:val="Hyperlink"/>

--- a/docs/developpement/phases/word/PHASE_65_LE_LIEU_EN_3D_QUATRE_DECORS_STANDS_POSES_A_LA_MAIN.docx
+++ b/docs/developpement/phases/word/PHASE_65_LE_LIEU_EN_3D_QUATRE_DECORS_STANDS_POSES_A_LA_MAIN.docx
@@ -20,7 +20,7 @@
       <w:r>
         <w:t xml:space="preserve">FlaiX Expert · dossier de développement · généré le 2026-10-19 depuis le dépôt </w:t>
       </w:r>
-      <w:hyperlink w:history="1" r:id="rIdr3lau8dekdtdcuaus-izo">
+      <w:hyperlink w:history="1" r:id="rIdtrtpcoz5dw6v7kgc0uej2">
         <w:r>
           <w:rPr>
             <w:rStyle w:val="Hyperlink"/>
@@ -539,7 +539,7 @@
           <w:numId w:val="2"/>
         </w:numPr>
       </w:pPr>
-      <w:hyperlink w:history="1" r:id="rIdyzahjuogskgz0rg5gt-se">
+      <w:hyperlink w:history="1" r:id="rId-fogtbsxm-l-b9euv7axn">
         <w:r>
           <w:rPr>
             <w:rStyle w:val="Hyperlink"/>
@@ -559,7 +559,7 @@
           <w:numId w:val="2"/>
         </w:numPr>
       </w:pPr>
-      <w:hyperlink w:history="1" r:id="rId0bt16xlawwg40dxqo4sul">
+      <w:hyperlink w:history="1" r:id="rIdrd3q_sg8dkhkvkrptawlz">
         <w:r>
           <w:rPr>
             <w:rStyle w:val="Hyperlink"/>
@@ -579,7 +579,7 @@
           <w:numId w:val="2"/>
         </w:numPr>
       </w:pPr>
-      <w:hyperlink w:history="1" r:id="rId5mflr4-qm2fkivl4o5hgd">
+      <w:hyperlink w:history="1" r:id="rIdcfub5u7fs_jqxbe3wmqap">
         <w:r>
           <w:rPr>
             <w:rStyle w:val="Hyperlink"/>
@@ -627,7 +627,7 @@
       <w:r>
         <w:t xml:space="preserve"> — créé — </w:t>
       </w:r>
-      <w:hyperlink w:history="1" r:id="rIdk_bgo2o768p-c2x810y6h">
+      <w:hyperlink w:history="1" r:id="rIdpyzc8hjixd0z_vdrypitt">
         <w:r>
           <w:rPr>
             <w:rStyle w:val="Hyperlink"/>
@@ -664,7 +664,7 @@
       <w:r>
         <w:t xml:space="preserve"> — modifié — </w:t>
       </w:r>
-      <w:hyperlink w:history="1" r:id="rIdxm6fng9w31vzlcuopnc9b">
+      <w:hyperlink w:history="1" r:id="rIdlc0vtiotdjwtqfy1jdugv">
         <w:r>
           <w:rPr>
             <w:rStyle w:val="Hyperlink"/>
@@ -693,7 +693,7 @@
       <w:r>
         <w:t xml:space="preserve"> — créé — </w:t>
       </w:r>
-      <w:hyperlink w:history="1" r:id="rIdlyxf2zq1mdhmscrrlxwne">
+      <w:hyperlink w:history="1" r:id="rIdcujn02uvlv3p8w1sukcow">
         <w:r>
           <w:rPr>
             <w:rStyle w:val="Hyperlink"/>
@@ -722,7 +722,7 @@
       <w:r>
         <w:t xml:space="preserve"> — modifié — </w:t>
       </w:r>
-      <w:hyperlink w:history="1" r:id="rIdfxpyhnzy99xg3r_pboprp">
+      <w:hyperlink w:history="1" r:id="rIdbhsttpvpoiwbeflzkppup">
         <w:r>
           <w:rPr>
             <w:rStyle w:val="Hyperlink"/>
@@ -759,7 +759,7 @@
       <w:r>
         <w:t xml:space="preserve"> — modifié — </w:t>
       </w:r>
-      <w:hyperlink w:history="1" r:id="rIdmadksgqeywj8grbtz6tf2">
+      <w:hyperlink w:history="1" r:id="rId3ez5v_yb_6h9htodbxcrt">
         <w:r>
           <w:rPr>
             <w:rStyle w:val="Hyperlink"/>
@@ -788,7 +788,7 @@
       <w:r>
         <w:t xml:space="preserve"> — modifié — </w:t>
       </w:r>
-      <w:hyperlink w:history="1" r:id="rIdkmwawg3wguftmgugsivk0">
+      <w:hyperlink w:history="1" r:id="rId_ps1dc4q9_uy-2zo94byd">
         <w:r>
           <w:rPr>
             <w:rStyle w:val="Hyperlink"/>
@@ -825,7 +825,7 @@
       <w:r>
         <w:t xml:space="preserve"> — modifié — </w:t>
       </w:r>
-      <w:hyperlink w:history="1" r:id="rIdwgvqawksbnnz2lzkyylhk">
+      <w:hyperlink w:history="1" r:id="rIdxsiirvraeacrsmsifcjcc">
         <w:r>
           <w:rPr>
             <w:rStyle w:val="Hyperlink"/>
@@ -854,7 +854,7 @@
       <w:r>
         <w:t xml:space="preserve"> — modifié — </w:t>
       </w:r>
-      <w:hyperlink w:history="1" r:id="rIdrao3o7emwf3pz9nlzwxmq">
+      <w:hyperlink w:history="1" r:id="rIdsxqxf0bh-9fjl9gcs2gew">
         <w:r>
           <w:rPr>
             <w:rStyle w:val="Hyperlink"/>
@@ -891,7 +891,7 @@
       <w:r>
         <w:t xml:space="preserve"> — modifié — </w:t>
       </w:r>
-      <w:hyperlink w:history="1" r:id="rIdff3kvsn0afc5itp8dxb27">
+      <w:hyperlink w:history="1" r:id="rIdhohcwdmzzgqablr_8178p">
         <w:r>
           <w:rPr>
             <w:rStyle w:val="Hyperlink"/>
@@ -920,7 +920,7 @@
       <w:r>
         <w:t xml:space="preserve"> — créé — </w:t>
       </w:r>
-      <w:hyperlink w:history="1" r:id="rId7_yyvf9cnt82xjdeeo-f9">
+      <w:hyperlink w:history="1" r:id="rIdu3pmzj4mdlbatntpnjjba">
         <w:r>
           <w:rPr>
             <w:rStyle w:val="Hyperlink"/>
@@ -949,7 +949,7 @@
       <w:r>
         <w:t xml:space="preserve"> — créé — </w:t>
       </w:r>
-      <w:hyperlink w:history="1" r:id="rIdonxjnittdvv_cgt7al1jt">
+      <w:hyperlink w:history="1" r:id="rIdqqmpvxoo3y0t5mpaokelo">
         <w:r>
           <w:rPr>
             <w:rStyle w:val="Hyperlink"/>
@@ -999,7 +999,7 @@
       <w:r>
         <w:t xml:space="preserve"> — modifié — </w:t>
       </w:r>
-      <w:hyperlink w:history="1" r:id="rIdzqh0lur-dwlmzdybathcu">
+      <w:hyperlink w:history="1" r:id="rIdtwnxnuhdb0_ngxrmc-58w">
         <w:r>
           <w:rPr>
             <w:rStyle w:val="Hyperlink"/>
@@ -1028,7 +1028,7 @@
       <w:r>
         <w:t xml:space="preserve"> — modifié — </w:t>
       </w:r>
-      <w:hyperlink w:history="1" r:id="rIdbndjsmjg6dv6se6n34qzc">
+      <w:hyperlink w:history="1" r:id="rIdcqribaqjwyxqpv7hvy5bj">
         <w:r>
           <w:rPr>
             <w:rStyle w:val="Hyperlink"/>
@@ -1057,7 +1057,7 @@
       <w:r>
         <w:t xml:space="preserve"> — modifié — </w:t>
       </w:r>
-      <w:hyperlink w:history="1" r:id="rIdna5y5q9oiyrtaivguaytg">
+      <w:hyperlink w:history="1" r:id="rId2vbf1oc_bq1t57uemh0yx">
         <w:r>
           <w:rPr>
             <w:rStyle w:val="Hyperlink"/>

--- a/docs/developpement/phases/word/PHASE_65_LE_LIEU_EN_3D_QUATRE_DECORS_STANDS_POSES_A_LA_MAIN.docx
+++ b/docs/developpement/phases/word/PHASE_65_LE_LIEU_EN_3D_QUATRE_DECORS_STANDS_POSES_A_LA_MAIN.docx
@@ -20,7 +20,7 @@
       <w:r>
         <w:t xml:space="preserve">FlaiX Expert · dossier de développement · généré le 2026-10-19 depuis le dépôt </w:t>
       </w:r>
-      <w:hyperlink w:history="1" r:id="rIdtrtpcoz5dw6v7kgc0uej2">
+      <w:hyperlink w:history="1" r:id="rIdjdnnoyjxfc_i1hjz-0ibb">
         <w:r>
           <w:rPr>
             <w:rStyle w:val="Hyperlink"/>
@@ -539,7 +539,7 @@
           <w:numId w:val="2"/>
         </w:numPr>
       </w:pPr>
-      <w:hyperlink w:history="1" r:id="rId-fogtbsxm-l-b9euv7axn">
+      <w:hyperlink w:history="1" r:id="rId1ab3vuwehbgvkh2m_4dne">
         <w:r>
           <w:rPr>
             <w:rStyle w:val="Hyperlink"/>
@@ -559,7 +559,7 @@
           <w:numId w:val="2"/>
         </w:numPr>
       </w:pPr>
-      <w:hyperlink w:history="1" r:id="rIdrd3q_sg8dkhkvkrptawlz">
+      <w:hyperlink w:history="1" r:id="rIdo6_xbkex2a-fjgwq5sgp8">
         <w:r>
           <w:rPr>
             <w:rStyle w:val="Hyperlink"/>
@@ -579,7 +579,7 @@
           <w:numId w:val="2"/>
         </w:numPr>
       </w:pPr>
-      <w:hyperlink w:history="1" r:id="rIdcfub5u7fs_jqxbe3wmqap">
+      <w:hyperlink w:history="1" r:id="rIdold5vdxemne1fsrqtthzw">
         <w:r>
           <w:rPr>
             <w:rStyle w:val="Hyperlink"/>
@@ -627,7 +627,7 @@
       <w:r>
         <w:t xml:space="preserve"> — créé — </w:t>
       </w:r>
-      <w:hyperlink w:history="1" r:id="rIdpyzc8hjixd0z_vdrypitt">
+      <w:hyperlink w:history="1" r:id="rIdms329j1m23zi3atemv5ul">
         <w:r>
           <w:rPr>
             <w:rStyle w:val="Hyperlink"/>
@@ -664,7 +664,7 @@
       <w:r>
         <w:t xml:space="preserve"> — modifié — </w:t>
       </w:r>
-      <w:hyperlink w:history="1" r:id="rIdlc0vtiotdjwtqfy1jdugv">
+      <w:hyperlink w:history="1" r:id="rIdab4lgx0ndff3b2ryisytx">
         <w:r>
           <w:rPr>
             <w:rStyle w:val="Hyperlink"/>
@@ -693,7 +693,7 @@
       <w:r>
         <w:t xml:space="preserve"> — créé — </w:t>
       </w:r>
-      <w:hyperlink w:history="1" r:id="rIdcujn02uvlv3p8w1sukcow">
+      <w:hyperlink w:history="1" r:id="rIdc_a0jkk2f2qbm7g91razq">
         <w:r>
           <w:rPr>
             <w:rStyle w:val="Hyperlink"/>
@@ -722,7 +722,7 @@
       <w:r>
         <w:t xml:space="preserve"> — modifié — </w:t>
       </w:r>
-      <w:hyperlink w:history="1" r:id="rIdbhsttpvpoiwbeflzkppup">
+      <w:hyperlink w:history="1" r:id="rIdmqzbjyn6e_xdi2wjpism0">
         <w:r>
           <w:rPr>
             <w:rStyle w:val="Hyperlink"/>
@@ -759,7 +759,7 @@
       <w:r>
         <w:t xml:space="preserve"> — modifié — </w:t>
       </w:r>
-      <w:hyperlink w:history="1" r:id="rId3ez5v_yb_6h9htodbxcrt">
+      <w:hyperlink w:history="1" r:id="rIdobizykt2zmufrleklwjjy">
         <w:r>
           <w:rPr>
             <w:rStyle w:val="Hyperlink"/>
@@ -788,7 +788,7 @@
       <w:r>
         <w:t xml:space="preserve"> — modifié — </w:t>
       </w:r>
-      <w:hyperlink w:history="1" r:id="rId_ps1dc4q9_uy-2zo94byd">
+      <w:hyperlink w:history="1" r:id="rIdohyfalm32en71fhhe-ezz">
         <w:r>
           <w:rPr>
             <w:rStyle w:val="Hyperlink"/>
@@ -825,7 +825,7 @@
       <w:r>
         <w:t xml:space="preserve"> — modifié — </w:t>
       </w:r>
-      <w:hyperlink w:history="1" r:id="rIdxsiirvraeacrsmsifcjcc">
+      <w:hyperlink w:history="1" r:id="rIdobgcqq4pque-u1pseqch7">
         <w:r>
           <w:rPr>
             <w:rStyle w:val="Hyperlink"/>
@@ -854,7 +854,7 @@
       <w:r>
         <w:t xml:space="preserve"> — modifié — </w:t>
       </w:r>
-      <w:hyperlink w:history="1" r:id="rIdsxqxf0bh-9fjl9gcs2gew">
+      <w:hyperlink w:history="1" r:id="rIdz19lmzmak5_evflu-iriv">
         <w:r>
           <w:rPr>
             <w:rStyle w:val="Hyperlink"/>
@@ -891,7 +891,7 @@
       <w:r>
         <w:t xml:space="preserve"> — modifié — </w:t>
       </w:r>
-      <w:hyperlink w:history="1" r:id="rIdhohcwdmzzgqablr_8178p">
+      <w:hyperlink w:history="1" r:id="rIdnmgfmgse1qlztztsgz_iu">
         <w:r>
           <w:rPr>
             <w:rStyle w:val="Hyperlink"/>
@@ -920,7 +920,7 @@
       <w:r>
         <w:t xml:space="preserve"> — créé — </w:t>
       </w:r>
-      <w:hyperlink w:history="1" r:id="rIdu3pmzj4mdlbatntpnjjba">
+      <w:hyperlink w:history="1" r:id="rIdbuhbup1ezu1e6zq7_s6k4">
         <w:r>
           <w:rPr>
             <w:rStyle w:val="Hyperlink"/>
@@ -949,7 +949,7 @@
       <w:r>
         <w:t xml:space="preserve"> — créé — </w:t>
       </w:r>
-      <w:hyperlink w:history="1" r:id="rIdqqmpvxoo3y0t5mpaokelo">
+      <w:hyperlink w:history="1" r:id="rIdz1htw06htqoyf1suwltex">
         <w:r>
           <w:rPr>
             <w:rStyle w:val="Hyperlink"/>
@@ -999,7 +999,7 @@
       <w:r>
         <w:t xml:space="preserve"> — modifié — </w:t>
       </w:r>
-      <w:hyperlink w:history="1" r:id="rIdtwnxnuhdb0_ngxrmc-58w">
+      <w:hyperlink w:history="1" r:id="rIdralf5dqpcerhst1_a2oz8">
         <w:r>
           <w:rPr>
             <w:rStyle w:val="Hyperlink"/>
@@ -1028,7 +1028,7 @@
       <w:r>
         <w:t xml:space="preserve"> — modifié — </w:t>
       </w:r>
-      <w:hyperlink w:history="1" r:id="rIdcqribaqjwyxqpv7hvy5bj">
+      <w:hyperlink w:history="1" r:id="rId5yeunzqi69uiyqbjgi-st">
         <w:r>
           <w:rPr>
             <w:rStyle w:val="Hyperlink"/>
@@ -1057,7 +1057,7 @@
       <w:r>
         <w:t xml:space="preserve"> — modifié — </w:t>
       </w:r>
-      <w:hyperlink w:history="1" r:id="rId2vbf1oc_bq1t57uemh0yx">
+      <w:hyperlink w:history="1" r:id="rIdepst1giribc-1e50iyuro">
         <w:r>
           <w:rPr>
             <w:rStyle w:val="Hyperlink"/>

--- a/docs/developpement/phases/word/PHASE_65_LE_LIEU_EN_3D_QUATRE_DECORS_STANDS_POSES_A_LA_MAIN.docx
+++ b/docs/developpement/phases/word/PHASE_65_LE_LIEU_EN_3D_QUATRE_DECORS_STANDS_POSES_A_LA_MAIN.docx
@@ -20,7 +20,7 @@
       <w:r>
         <w:t xml:space="preserve">FlaiX Expert · dossier de développement · généré le 2026-10-19 depuis le dépôt </w:t>
       </w:r>
-      <w:hyperlink w:history="1" r:id="rIdjdnnoyjxfc_i1hjz-0ibb">
+      <w:hyperlink w:history="1" r:id="rIdo8dzrpgqpf2jyeb7sd7os">
         <w:r>
           <w:rPr>
             <w:rStyle w:val="Hyperlink"/>
@@ -539,7 +539,7 @@
           <w:numId w:val="2"/>
         </w:numPr>
       </w:pPr>
-      <w:hyperlink w:history="1" r:id="rId1ab3vuwehbgvkh2m_4dne">
+      <w:hyperlink w:history="1" r:id="rIdib8nltgre-azzmkmaxego">
         <w:r>
           <w:rPr>
             <w:rStyle w:val="Hyperlink"/>
@@ -559,7 +559,7 @@
           <w:numId w:val="2"/>
         </w:numPr>
       </w:pPr>
-      <w:hyperlink w:history="1" r:id="rIdo6_xbkex2a-fjgwq5sgp8">
+      <w:hyperlink w:history="1" r:id="rIdnhnrrsn2o1lip8yjucne4">
         <w:r>
           <w:rPr>
             <w:rStyle w:val="Hyperlink"/>
@@ -579,7 +579,7 @@
           <w:numId w:val="2"/>
         </w:numPr>
       </w:pPr>
-      <w:hyperlink w:history="1" r:id="rIdold5vdxemne1fsrqtthzw">
+      <w:hyperlink w:history="1" r:id="rIdglayyvgh_brarwaceqqyd">
         <w:r>
           <w:rPr>
             <w:rStyle w:val="Hyperlink"/>
@@ -627,7 +627,7 @@
       <w:r>
         <w:t xml:space="preserve"> — créé — </w:t>
       </w:r>
-      <w:hyperlink w:history="1" r:id="rIdms329j1m23zi3atemv5ul">
+      <w:hyperlink w:history="1" r:id="rIdrzimzo_xkjswr-dfn0cw5">
         <w:r>
           <w:rPr>
             <w:rStyle w:val="Hyperlink"/>
@@ -664,7 +664,7 @@
       <w:r>
         <w:t xml:space="preserve"> — modifié — </w:t>
       </w:r>
-      <w:hyperlink w:history="1" r:id="rIdab4lgx0ndff3b2ryisytx">
+      <w:hyperlink w:history="1" r:id="rIdjyab5gpgi794gc0ufw7ns">
         <w:r>
           <w:rPr>
             <w:rStyle w:val="Hyperlink"/>
@@ -693,7 +693,7 @@
       <w:r>
         <w:t xml:space="preserve"> — créé — </w:t>
       </w:r>
-      <w:hyperlink w:history="1" r:id="rIdc_a0jkk2f2qbm7g91razq">
+      <w:hyperlink w:history="1" r:id="rIdbduhfsgxsmtuai8otc1sa">
         <w:r>
           <w:rPr>
             <w:rStyle w:val="Hyperlink"/>
@@ -722,7 +722,7 @@
       <w:r>
         <w:t xml:space="preserve"> — modifié — </w:t>
       </w:r>
-      <w:hyperlink w:history="1" r:id="rIdmqzbjyn6e_xdi2wjpism0">
+      <w:hyperlink w:history="1" r:id="rIdpradiqzjwsl-rtssoeuv9">
         <w:r>
           <w:rPr>
             <w:rStyle w:val="Hyperlink"/>
@@ -759,7 +759,7 @@
       <w:r>
         <w:t xml:space="preserve"> — modifié — </w:t>
       </w:r>
-      <w:hyperlink w:history="1" r:id="rIdobizykt2zmufrleklwjjy">
+      <w:hyperlink w:history="1" r:id="rIds-gmgvg6tmysvvzdozi8r">
         <w:r>
           <w:rPr>
             <w:rStyle w:val="Hyperlink"/>
@@ -788,7 +788,7 @@
       <w:r>
         <w:t xml:space="preserve"> — modifié — </w:t>
       </w:r>
-      <w:hyperlink w:history="1" r:id="rIdohyfalm32en71fhhe-ezz">
+      <w:hyperlink w:history="1" r:id="rId4kpjsf2wvhwgyqmfnfiqm">
         <w:r>
           <w:rPr>
             <w:rStyle w:val="Hyperlink"/>
@@ -825,7 +825,7 @@
       <w:r>
         <w:t xml:space="preserve"> — modifié — </w:t>
       </w:r>
-      <w:hyperlink w:history="1" r:id="rIdobgcqq4pque-u1pseqch7">
+      <w:hyperlink w:history="1" r:id="rIduarxd-aix3uiym2tssxso">
         <w:r>
           <w:rPr>
             <w:rStyle w:val="Hyperlink"/>
@@ -854,7 +854,7 @@
       <w:r>
         <w:t xml:space="preserve"> — modifié — </w:t>
       </w:r>
-      <w:hyperlink w:history="1" r:id="rIdz19lmzmak5_evflu-iriv">
+      <w:hyperlink w:history="1" r:id="rIdyjjjyubklfwpetynb16kb">
         <w:r>
           <w:rPr>
             <w:rStyle w:val="Hyperlink"/>
@@ -891,7 +891,7 @@
       <w:r>
         <w:t xml:space="preserve"> — modifié — </w:t>
       </w:r>
-      <w:hyperlink w:history="1" r:id="rIdnmgfmgse1qlztztsgz_iu">
+      <w:hyperlink w:history="1" r:id="rIdyejavrqucuc_pzodqhdhw">
         <w:r>
           <w:rPr>
             <w:rStyle w:val="Hyperlink"/>
@@ -920,7 +920,7 @@
       <w:r>
         <w:t xml:space="preserve"> — créé — </w:t>
       </w:r>
-      <w:hyperlink w:history="1" r:id="rIdbuhbup1ezu1e6zq7_s6k4">
+      <w:hyperlink w:history="1" r:id="rIdks1c5natdbfag1nzl6kat">
         <w:r>
           <w:rPr>
             <w:rStyle w:val="Hyperlink"/>
@@ -949,7 +949,7 @@
       <w:r>
         <w:t xml:space="preserve"> — créé — </w:t>
       </w:r>
-      <w:hyperlink w:history="1" r:id="rIdz1htw06htqoyf1suwltex">
+      <w:hyperlink w:history="1" r:id="rIdel9u40qwgpbadgex4jbuw">
         <w:r>
           <w:rPr>
             <w:rStyle w:val="Hyperlink"/>
@@ -999,7 +999,7 @@
       <w:r>
         <w:t xml:space="preserve"> — modifié — </w:t>
       </w:r>
-      <w:hyperlink w:history="1" r:id="rIdralf5dqpcerhst1_a2oz8">
+      <w:hyperlink w:history="1" r:id="rIdqbihjzgnlrld9hddmeth0">
         <w:r>
           <w:rPr>
             <w:rStyle w:val="Hyperlink"/>
@@ -1028,7 +1028,7 @@
       <w:r>
         <w:t xml:space="preserve"> — modifié — </w:t>
       </w:r>
-      <w:hyperlink w:history="1" r:id="rId5yeunzqi69uiyqbjgi-st">
+      <w:hyperlink w:history="1" r:id="rIdpv-rfwx_wjvpyvqkox9ih">
         <w:r>
           <w:rPr>
             <w:rStyle w:val="Hyperlink"/>
@@ -1057,7 +1057,7 @@
       <w:r>
         <w:t xml:space="preserve"> — modifié — </w:t>
       </w:r>
-      <w:hyperlink w:history="1" r:id="rIdepst1giribc-1e50iyuro">
+      <w:hyperlink w:history="1" r:id="rId0nqr51n0pljd8nnv4ntgn">
         <w:r>
           <w:rPr>
             <w:rStyle w:val="Hyperlink"/>

--- a/docs/developpement/phases/word/PHASE_65_LE_LIEU_EN_3D_QUATRE_DECORS_STANDS_POSES_A_LA_MAIN.docx
+++ b/docs/developpement/phases/word/PHASE_65_LE_LIEU_EN_3D_QUATRE_DECORS_STANDS_POSES_A_LA_MAIN.docx
@@ -18,9 +18,9 @@
         <w:shd w:fill="F6F3FF" w:color="auto" w:val="clear"/>
       </w:pPr>
       <w:r>
-        <w:t xml:space="preserve">FlaiX Expert · dossier de développement · généré le 2026-10-19 depuis le dépôt </w:t>
-      </w:r>
-      <w:hyperlink w:history="1" r:id="rIdo8dzrpgqpf2jyeb7sd7os">
+        <w:t xml:space="preserve">FlaiX Expert · dossier de développement · généré le 2026-10-21 depuis le dépôt </w:t>
+      </w:r>
+      <w:hyperlink w:history="1" r:id="rIdnsnepbt3xdc1r5k8ffnzs">
         <w:r>
           <w:rPr>
             <w:rStyle w:val="Hyperlink"/>
@@ -539,7 +539,7 @@
           <w:numId w:val="2"/>
         </w:numPr>
       </w:pPr>
-      <w:hyperlink w:history="1" r:id="rIdib8nltgre-azzmkmaxego">
+      <w:hyperlink w:history="1" r:id="rIdbeohsqfwwfscnmljm2cjc">
         <w:r>
           <w:rPr>
             <w:rStyle w:val="Hyperlink"/>
@@ -559,7 +559,7 @@
           <w:numId w:val="2"/>
         </w:numPr>
       </w:pPr>
-      <w:hyperlink w:history="1" r:id="rIdnhnrrsn2o1lip8yjucne4">
+      <w:hyperlink w:history="1" r:id="rIdbugxy6bcfpktcmmjgmlhj">
         <w:r>
           <w:rPr>
             <w:rStyle w:val="Hyperlink"/>
@@ -579,7 +579,7 @@
           <w:numId w:val="2"/>
         </w:numPr>
       </w:pPr>
-      <w:hyperlink w:history="1" r:id="rIdglayyvgh_brarwaceqqyd">
+      <w:hyperlink w:history="1" r:id="rIdh3wcfah0xnpzmxjbau4hs">
         <w:r>
           <w:rPr>
             <w:rStyle w:val="Hyperlink"/>
@@ -627,7 +627,7 @@
       <w:r>
         <w:t xml:space="preserve"> — créé — </w:t>
       </w:r>
-      <w:hyperlink w:history="1" r:id="rIdrzimzo_xkjswr-dfn0cw5">
+      <w:hyperlink w:history="1" r:id="rIdnpfg3-mafg1bbpurptyrf">
         <w:r>
           <w:rPr>
             <w:rStyle w:val="Hyperlink"/>
@@ -664,7 +664,7 @@
       <w:r>
         <w:t xml:space="preserve"> — modifié — </w:t>
       </w:r>
-      <w:hyperlink w:history="1" r:id="rIdjyab5gpgi794gc0ufw7ns">
+      <w:hyperlink w:history="1" r:id="rIdqtphh5-vjb4fb9hq1gfra">
         <w:r>
           <w:rPr>
             <w:rStyle w:val="Hyperlink"/>
@@ -693,7 +693,7 @@
       <w:r>
         <w:t xml:space="preserve"> — créé — </w:t>
       </w:r>
-      <w:hyperlink w:history="1" r:id="rIdbduhfsgxsmtuai8otc1sa">
+      <w:hyperlink w:history="1" r:id="rIdbbl5pnpclcg78rmb11wyf">
         <w:r>
           <w:rPr>
             <w:rStyle w:val="Hyperlink"/>
@@ -722,7 +722,7 @@
       <w:r>
         <w:t xml:space="preserve"> — modifié — </w:t>
       </w:r>
-      <w:hyperlink w:history="1" r:id="rIdpradiqzjwsl-rtssoeuv9">
+      <w:hyperlink w:history="1" r:id="rId9ufmmlxjwu89e7__f9y8j">
         <w:r>
           <w:rPr>
             <w:rStyle w:val="Hyperlink"/>
@@ -759,7 +759,7 @@
       <w:r>
         <w:t xml:space="preserve"> — modifié — </w:t>
       </w:r>
-      <w:hyperlink w:history="1" r:id="rIds-gmgvg6tmysvvzdozi8r">
+      <w:hyperlink w:history="1" r:id="rIddzuxt6easas6xfz9avfu0">
         <w:r>
           <w:rPr>
             <w:rStyle w:val="Hyperlink"/>
@@ -788,7 +788,7 @@
       <w:r>
         <w:t xml:space="preserve"> — modifié — </w:t>
       </w:r>
-      <w:hyperlink w:history="1" r:id="rId4kpjsf2wvhwgyqmfnfiqm">
+      <w:hyperlink w:history="1" r:id="rIddyszzquhx8ti0eavfw8bp">
         <w:r>
           <w:rPr>
             <w:rStyle w:val="Hyperlink"/>
@@ -825,7 +825,7 @@
       <w:r>
         <w:t xml:space="preserve"> — modifié — </w:t>
       </w:r>
-      <w:hyperlink w:history="1" r:id="rIduarxd-aix3uiym2tssxso">
+      <w:hyperlink w:history="1" r:id="rIdpftatjzte36xyqi5025dv">
         <w:r>
           <w:rPr>
             <w:rStyle w:val="Hyperlink"/>
@@ -854,7 +854,7 @@
       <w:r>
         <w:t xml:space="preserve"> — modifié — </w:t>
       </w:r>
-      <w:hyperlink w:history="1" r:id="rIdyjjjyubklfwpetynb16kb">
+      <w:hyperlink w:history="1" r:id="rIdmpi-kvrqflci2f59tymxk">
         <w:r>
           <w:rPr>
             <w:rStyle w:val="Hyperlink"/>
@@ -891,7 +891,7 @@
       <w:r>
         <w:t xml:space="preserve"> — modifié — </w:t>
       </w:r>
-      <w:hyperlink w:history="1" r:id="rIdyejavrqucuc_pzodqhdhw">
+      <w:hyperlink w:history="1" r:id="rIdevhk4gtwzv9gaegydmfh1">
         <w:r>
           <w:rPr>
             <w:rStyle w:val="Hyperlink"/>
@@ -920,7 +920,7 @@
       <w:r>
         <w:t xml:space="preserve"> — créé — </w:t>
       </w:r>
-      <w:hyperlink w:history="1" r:id="rIdks1c5natdbfag1nzl6kat">
+      <w:hyperlink w:history="1" r:id="rIdot3est60oii3oknv40g8x">
         <w:r>
           <w:rPr>
             <w:rStyle w:val="Hyperlink"/>
@@ -949,7 +949,7 @@
       <w:r>
         <w:t xml:space="preserve"> — créé — </w:t>
       </w:r>
-      <w:hyperlink w:history="1" r:id="rIdel9u40qwgpbadgex4jbuw">
+      <w:hyperlink w:history="1" r:id="rIdyklryw4hdha0gderhpelp">
         <w:r>
           <w:rPr>
             <w:rStyle w:val="Hyperlink"/>
@@ -999,7 +999,7 @@
       <w:r>
         <w:t xml:space="preserve"> — modifié — </w:t>
       </w:r>
-      <w:hyperlink w:history="1" r:id="rIdqbihjzgnlrld9hddmeth0">
+      <w:hyperlink w:history="1" r:id="rIdpui0qp2fdnm-ltp40vq4t">
         <w:r>
           <w:rPr>
             <w:rStyle w:val="Hyperlink"/>
@@ -1028,7 +1028,7 @@
       <w:r>
         <w:t xml:space="preserve"> — modifié — </w:t>
       </w:r>
-      <w:hyperlink w:history="1" r:id="rIdpv-rfwx_wjvpyvqkox9ih">
+      <w:hyperlink w:history="1" r:id="rIdv0q0cs7wfyjkvu5frxga-">
         <w:r>
           <w:rPr>
             <w:rStyle w:val="Hyperlink"/>
@@ -1057,7 +1057,7 @@
       <w:r>
         <w:t xml:space="preserve"> — modifié — </w:t>
       </w:r>
-      <w:hyperlink w:history="1" r:id="rId0nqr51n0pljd8nnv4ntgn">
+      <w:hyperlink w:history="1" r:id="rIdn8imrorirophhuadpqkhi">
         <w:r>
           <w:rPr>
             <w:rStyle w:val="Hyperlink"/>

--- a/docs/developpement/phases/word/PHASE_65_LE_LIEU_EN_3D_QUATRE_DECORS_STANDS_POSES_A_LA_MAIN.docx
+++ b/docs/developpement/phases/word/PHASE_65_LE_LIEU_EN_3D_QUATRE_DECORS_STANDS_POSES_A_LA_MAIN.docx
@@ -20,7 +20,7 @@
       <w:r>
         <w:t xml:space="preserve">FlaiX Expert · dossier de développement · généré le 2026-10-21 depuis le dépôt </w:t>
       </w:r>
-      <w:hyperlink w:history="1" r:id="rIdnsnepbt3xdc1r5k8ffnzs">
+      <w:hyperlink w:history="1" r:id="rIde7qtncslmsylixn-y6wog">
         <w:r>
           <w:rPr>
             <w:rStyle w:val="Hyperlink"/>
@@ -539,7 +539,7 @@
           <w:numId w:val="2"/>
         </w:numPr>
       </w:pPr>
-      <w:hyperlink w:history="1" r:id="rIdbeohsqfwwfscnmljm2cjc">
+      <w:hyperlink w:history="1" r:id="rIdejzrykm5jkxbrbqydv_on">
         <w:r>
           <w:rPr>
             <w:rStyle w:val="Hyperlink"/>
@@ -559,7 +559,7 @@
           <w:numId w:val="2"/>
         </w:numPr>
       </w:pPr>
-      <w:hyperlink w:history="1" r:id="rIdbugxy6bcfpktcmmjgmlhj">
+      <w:hyperlink w:history="1" r:id="rIdu6bm4leruuq3p501hfmtk">
         <w:r>
           <w:rPr>
             <w:rStyle w:val="Hyperlink"/>
@@ -579,7 +579,7 @@
           <w:numId w:val="2"/>
         </w:numPr>
       </w:pPr>
-      <w:hyperlink w:history="1" r:id="rIdh3wcfah0xnpzmxjbau4hs">
+      <w:hyperlink w:history="1" r:id="rId-wdeb7rk17j9tmbyddsy0">
         <w:r>
           <w:rPr>
             <w:rStyle w:val="Hyperlink"/>
@@ -627,7 +627,7 @@
       <w:r>
         <w:t xml:space="preserve"> — créé — </w:t>
       </w:r>
-      <w:hyperlink w:history="1" r:id="rIdnpfg3-mafg1bbpurptyrf">
+      <w:hyperlink w:history="1" r:id="rIdivvbjzgc4cwoppvlsgrns">
         <w:r>
           <w:rPr>
             <w:rStyle w:val="Hyperlink"/>
@@ -664,7 +664,7 @@
       <w:r>
         <w:t xml:space="preserve"> — modifié — </w:t>
       </w:r>
-      <w:hyperlink w:history="1" r:id="rIdqtphh5-vjb4fb9hq1gfra">
+      <w:hyperlink w:history="1" r:id="rId00-fxhnoc9vyfozhrk5uk">
         <w:r>
           <w:rPr>
             <w:rStyle w:val="Hyperlink"/>
@@ -693,7 +693,7 @@
       <w:r>
         <w:t xml:space="preserve"> — créé — </w:t>
       </w:r>
-      <w:hyperlink w:history="1" r:id="rIdbbl5pnpclcg78rmb11wyf">
+      <w:hyperlink w:history="1" r:id="rIdqvxsuj6avor38ht90m0fx">
         <w:r>
           <w:rPr>
             <w:rStyle w:val="Hyperlink"/>
@@ -722,7 +722,7 @@
       <w:r>
         <w:t xml:space="preserve"> — modifié — </w:t>
       </w:r>
-      <w:hyperlink w:history="1" r:id="rId9ufmmlxjwu89e7__f9y8j">
+      <w:hyperlink w:history="1" r:id="rIdrt7hqtxw9qca2vmkwsjri">
         <w:r>
           <w:rPr>
             <w:rStyle w:val="Hyperlink"/>
@@ -759,7 +759,7 @@
       <w:r>
         <w:t xml:space="preserve"> — modifié — </w:t>
       </w:r>
-      <w:hyperlink w:history="1" r:id="rIddzuxt6easas6xfz9avfu0">
+      <w:hyperlink w:history="1" r:id="rIdlaqaxxxckistdo9unqkve">
         <w:r>
           <w:rPr>
             <w:rStyle w:val="Hyperlink"/>
@@ -788,7 +788,7 @@
       <w:r>
         <w:t xml:space="preserve"> — modifié — </w:t>
       </w:r>
-      <w:hyperlink w:history="1" r:id="rIddyszzquhx8ti0eavfw8bp">
+      <w:hyperlink w:history="1" r:id="rId45khafm-csvuwdjsjyrmz">
         <w:r>
           <w:rPr>
             <w:rStyle w:val="Hyperlink"/>
@@ -825,7 +825,7 @@
       <w:r>
         <w:t xml:space="preserve"> — modifié — </w:t>
       </w:r>
-      <w:hyperlink w:history="1" r:id="rIdpftatjzte36xyqi5025dv">
+      <w:hyperlink w:history="1" r:id="rIdge_om38k7_qk-opwhjyir">
         <w:r>
           <w:rPr>
             <w:rStyle w:val="Hyperlink"/>
@@ -854,7 +854,7 @@
       <w:r>
         <w:t xml:space="preserve"> — modifié — </w:t>
       </w:r>
-      <w:hyperlink w:history="1" r:id="rIdmpi-kvrqflci2f59tymxk">
+      <w:hyperlink w:history="1" r:id="rId1rkea3nqlvuyrdeygf4ks">
         <w:r>
           <w:rPr>
             <w:rStyle w:val="Hyperlink"/>
@@ -891,7 +891,7 @@
       <w:r>
         <w:t xml:space="preserve"> — modifié — </w:t>
       </w:r>
-      <w:hyperlink w:history="1" r:id="rIdevhk4gtwzv9gaegydmfh1">
+      <w:hyperlink w:history="1" r:id="rIdlllhkaxk9avpt1ccmvmhd">
         <w:r>
           <w:rPr>
             <w:rStyle w:val="Hyperlink"/>
@@ -920,7 +920,7 @@
       <w:r>
         <w:t xml:space="preserve"> — créé — </w:t>
       </w:r>
-      <w:hyperlink w:history="1" r:id="rIdot3est60oii3oknv40g8x">
+      <w:hyperlink w:history="1" r:id="rIdjzw-lue3v_jd2tkorgher">
         <w:r>
           <w:rPr>
             <w:rStyle w:val="Hyperlink"/>
@@ -949,7 +949,7 @@
       <w:r>
         <w:t xml:space="preserve"> — créé — </w:t>
       </w:r>
-      <w:hyperlink w:history="1" r:id="rIdyklryw4hdha0gderhpelp">
+      <w:hyperlink w:history="1" r:id="rIddqhz24yqcl-pbvbia8iw7">
         <w:r>
           <w:rPr>
             <w:rStyle w:val="Hyperlink"/>
@@ -999,7 +999,7 @@
       <w:r>
         <w:t xml:space="preserve"> — modifié — </w:t>
       </w:r>
-      <w:hyperlink w:history="1" r:id="rIdpui0qp2fdnm-ltp40vq4t">
+      <w:hyperlink w:history="1" r:id="rIdnnfgpbkluy7eskjoolxuv">
         <w:r>
           <w:rPr>
             <w:rStyle w:val="Hyperlink"/>
@@ -1028,7 +1028,7 @@
       <w:r>
         <w:t xml:space="preserve"> — modifié — </w:t>
       </w:r>
-      <w:hyperlink w:history="1" r:id="rIdv0q0cs7wfyjkvu5frxga-">
+      <w:hyperlink w:history="1" r:id="rIdc-jj_ry1qujw0bea1l16n">
         <w:r>
           <w:rPr>
             <w:rStyle w:val="Hyperlink"/>
@@ -1057,7 +1057,7 @@
       <w:r>
         <w:t xml:space="preserve"> — modifié — </w:t>
       </w:r>
-      <w:hyperlink w:history="1" r:id="rIdn8imrorirophhuadpqkhi">
+      <w:hyperlink w:history="1" r:id="rIduxihg7lhdmctwd2xrfv6_">
         <w:r>
           <w:rPr>
             <w:rStyle w:val="Hyperlink"/>

--- a/docs/developpement/phases/word/PHASE_65_LE_LIEU_EN_3D_QUATRE_DECORS_STANDS_POSES_A_LA_MAIN.docx
+++ b/docs/developpement/phases/word/PHASE_65_LE_LIEU_EN_3D_QUATRE_DECORS_STANDS_POSES_A_LA_MAIN.docx
@@ -18,9 +18,9 @@
         <w:shd w:fill="F6F3FF" w:color="auto" w:val="clear"/>
       </w:pPr>
       <w:r>
-        <w:t xml:space="preserve">FlaiX Expert · dossier de développement · généré le 2026-10-21 depuis le dépôt </w:t>
-      </w:r>
-      <w:hyperlink w:history="1" r:id="rIde7qtncslmsylixn-y6wog">
+        <w:t xml:space="preserve">FlaiX Expert · dossier de développement · généré le 2026-10-23 depuis le dépôt </w:t>
+      </w:r>
+      <w:hyperlink w:history="1" r:id="rId3ishoqjx_gccjtpr9tv-f">
         <w:r>
           <w:rPr>
             <w:rStyle w:val="Hyperlink"/>
@@ -539,7 +539,7 @@
           <w:numId w:val="2"/>
         </w:numPr>
       </w:pPr>
-      <w:hyperlink w:history="1" r:id="rIdejzrykm5jkxbrbqydv_on">
+      <w:hyperlink w:history="1" r:id="rId-bwanjmvdcplmojhy_hal">
         <w:r>
           <w:rPr>
             <w:rStyle w:val="Hyperlink"/>
@@ -559,7 +559,7 @@
           <w:numId w:val="2"/>
         </w:numPr>
       </w:pPr>
-      <w:hyperlink w:history="1" r:id="rIdu6bm4leruuq3p501hfmtk">
+      <w:hyperlink w:history="1" r:id="rIdizguk2hik1efjafky0jaj">
         <w:r>
           <w:rPr>
             <w:rStyle w:val="Hyperlink"/>
@@ -579,7 +579,7 @@
           <w:numId w:val="2"/>
         </w:numPr>
       </w:pPr>
-      <w:hyperlink w:history="1" r:id="rId-wdeb7rk17j9tmbyddsy0">
+      <w:hyperlink w:history="1" r:id="rIdbidybmeoxd3qdlgfsht2p">
         <w:r>
           <w:rPr>
             <w:rStyle w:val="Hyperlink"/>
@@ -627,7 +627,7 @@
       <w:r>
         <w:t xml:space="preserve"> — créé — </w:t>
       </w:r>
-      <w:hyperlink w:history="1" r:id="rIdivvbjzgc4cwoppvlsgrns">
+      <w:hyperlink w:history="1" r:id="rId9ixxbaf9ordhfgei79fxs">
         <w:r>
           <w:rPr>
             <w:rStyle w:val="Hyperlink"/>
@@ -664,7 +664,7 @@
       <w:r>
         <w:t xml:space="preserve"> — modifié — </w:t>
       </w:r>
-      <w:hyperlink w:history="1" r:id="rId00-fxhnoc9vyfozhrk5uk">
+      <w:hyperlink w:history="1" r:id="rId1zmabnlmhaxggo6qfolz-">
         <w:r>
           <w:rPr>
             <w:rStyle w:val="Hyperlink"/>
@@ -693,7 +693,7 @@
       <w:r>
         <w:t xml:space="preserve"> — créé — </w:t>
       </w:r>
-      <w:hyperlink w:history="1" r:id="rIdqvxsuj6avor38ht90m0fx">
+      <w:hyperlink w:history="1" r:id="rIdmafzkpb0ajcvdkvyfkp4d">
         <w:r>
           <w:rPr>
             <w:rStyle w:val="Hyperlink"/>
@@ -722,7 +722,7 @@
       <w:r>
         <w:t xml:space="preserve"> — modifié — </w:t>
       </w:r>
-      <w:hyperlink w:history="1" r:id="rIdrt7hqtxw9qca2vmkwsjri">
+      <w:hyperlink w:history="1" r:id="rIdz8143rl6gumacrn9uyeq7">
         <w:r>
           <w:rPr>
             <w:rStyle w:val="Hyperlink"/>
@@ -759,7 +759,7 @@
       <w:r>
         <w:t xml:space="preserve"> — modifié — </w:t>
       </w:r>
-      <w:hyperlink w:history="1" r:id="rIdlaqaxxxckistdo9unqkve">
+      <w:hyperlink w:history="1" r:id="rId4hlfrbxymjgdxcu3uhv_6">
         <w:r>
           <w:rPr>
             <w:rStyle w:val="Hyperlink"/>
@@ -788,7 +788,7 @@
       <w:r>
         <w:t xml:space="preserve"> — modifié — </w:t>
       </w:r>
-      <w:hyperlink w:history="1" r:id="rId45khafm-csvuwdjsjyrmz">
+      <w:hyperlink w:history="1" r:id="rId7yytfmluhxh0_gyzstxwl">
         <w:r>
           <w:rPr>
             <w:rStyle w:val="Hyperlink"/>
@@ -825,7 +825,7 @@
       <w:r>
         <w:t xml:space="preserve"> — modifié — </w:t>
       </w:r>
-      <w:hyperlink w:history="1" r:id="rIdge_om38k7_qk-opwhjyir">
+      <w:hyperlink w:history="1" r:id="rIdqxeeis9ik1zbgn8dudb7a">
         <w:r>
           <w:rPr>
             <w:rStyle w:val="Hyperlink"/>
@@ -854,7 +854,7 @@
       <w:r>
         <w:t xml:space="preserve"> — modifié — </w:t>
       </w:r>
-      <w:hyperlink w:history="1" r:id="rId1rkea3nqlvuyrdeygf4ks">
+      <w:hyperlink w:history="1" r:id="rIdmfwt9sefnmidjm53xl67l">
         <w:r>
           <w:rPr>
             <w:rStyle w:val="Hyperlink"/>
@@ -891,7 +891,7 @@
       <w:r>
         <w:t xml:space="preserve"> — modifié — </w:t>
       </w:r>
-      <w:hyperlink w:history="1" r:id="rIdlllhkaxk9avpt1ccmvmhd">
+      <w:hyperlink w:history="1" r:id="rIddsfkpdtral3u3gdrwzt5d">
         <w:r>
           <w:rPr>
             <w:rStyle w:val="Hyperlink"/>
@@ -920,7 +920,7 @@
       <w:r>
         <w:t xml:space="preserve"> — créé — </w:t>
       </w:r>
-      <w:hyperlink w:history="1" r:id="rIdjzw-lue3v_jd2tkorgher">
+      <w:hyperlink w:history="1" r:id="rIduto_uqgc2j7gnsnqxtqeo">
         <w:r>
           <w:rPr>
             <w:rStyle w:val="Hyperlink"/>
@@ -949,7 +949,7 @@
       <w:r>
         <w:t xml:space="preserve"> — créé — </w:t>
       </w:r>
-      <w:hyperlink w:history="1" r:id="rIddqhz24yqcl-pbvbia8iw7">
+      <w:hyperlink w:history="1" r:id="rIdebs8jck2ydk0wr9ju2aty">
         <w:r>
           <w:rPr>
             <w:rStyle w:val="Hyperlink"/>
@@ -999,7 +999,7 @@
       <w:r>
         <w:t xml:space="preserve"> — modifié — </w:t>
       </w:r>
-      <w:hyperlink w:history="1" r:id="rIdnnfgpbkluy7eskjoolxuv">
+      <w:hyperlink w:history="1" r:id="rIdatqaqg6zqkpxbhxlk21al">
         <w:r>
           <w:rPr>
             <w:rStyle w:val="Hyperlink"/>
@@ -1028,7 +1028,7 @@
       <w:r>
         <w:t xml:space="preserve"> — modifié — </w:t>
       </w:r>
-      <w:hyperlink w:history="1" r:id="rIdc-jj_ry1qujw0bea1l16n">
+      <w:hyperlink w:history="1" r:id="rIdd17iat7waihdcetiwku4s">
         <w:r>
           <w:rPr>
             <w:rStyle w:val="Hyperlink"/>
@@ -1057,7 +1057,7 @@
       <w:r>
         <w:t xml:space="preserve"> — modifié — </w:t>
       </w:r>
-      <w:hyperlink w:history="1" r:id="rIduxihg7lhdmctwd2xrfv6_">
+      <w:hyperlink w:history="1" r:id="rId4wvuursz_owhhwxqfxo1b">
         <w:r>
           <w:rPr>
             <w:rStyle w:val="Hyperlink"/>

--- a/docs/developpement/phases/word/PHASE_65_LE_LIEU_EN_3D_QUATRE_DECORS_STANDS_POSES_A_LA_MAIN.docx
+++ b/docs/developpement/phases/word/PHASE_65_LE_LIEU_EN_3D_QUATRE_DECORS_STANDS_POSES_A_LA_MAIN.docx
@@ -18,9 +18,9 @@
         <w:shd w:fill="F6F3FF" w:color="auto" w:val="clear"/>
       </w:pPr>
       <w:r>
-        <w:t xml:space="preserve">FlaiX Expert · dossier de développement · généré le 2026-10-23 depuis le dépôt </w:t>
-      </w:r>
-      <w:hyperlink w:history="1" r:id="rId3ishoqjx_gccjtpr9tv-f">
+        <w:t xml:space="preserve">FlaiX Expert · dossier de développement · généré le 2026-10-24 depuis le dépôt </w:t>
+      </w:r>
+      <w:hyperlink w:history="1" r:id="rIdffv8-ewluucz82qwlz_1o">
         <w:r>
           <w:rPr>
             <w:rStyle w:val="Hyperlink"/>
@@ -539,7 +539,7 @@
           <w:numId w:val="2"/>
         </w:numPr>
       </w:pPr>
-      <w:hyperlink w:history="1" r:id="rId-bwanjmvdcplmojhy_hal">
+      <w:hyperlink w:history="1" r:id="rIdzsdp1he91xigmgjbjzhs-">
         <w:r>
           <w:rPr>
             <w:rStyle w:val="Hyperlink"/>
@@ -559,7 +559,7 @@
           <w:numId w:val="2"/>
         </w:numPr>
       </w:pPr>
-      <w:hyperlink w:history="1" r:id="rIdizguk2hik1efjafky0jaj">
+      <w:hyperlink w:history="1" r:id="rIduaignvdvgk3lhla_c0ino">
         <w:r>
           <w:rPr>
             <w:rStyle w:val="Hyperlink"/>
@@ -579,7 +579,7 @@
           <w:numId w:val="2"/>
         </w:numPr>
       </w:pPr>
-      <w:hyperlink w:history="1" r:id="rIdbidybmeoxd3qdlgfsht2p">
+      <w:hyperlink w:history="1" r:id="rIdpcmlexhp-r9paqnh0pn-j">
         <w:r>
           <w:rPr>
             <w:rStyle w:val="Hyperlink"/>
@@ -627,7 +627,7 @@
       <w:r>
         <w:t xml:space="preserve"> — créé — </w:t>
       </w:r>
-      <w:hyperlink w:history="1" r:id="rId9ixxbaf9ordhfgei79fxs">
+      <w:hyperlink w:history="1" r:id="rIdydvaeamwnu3h5dtx6pzb4">
         <w:r>
           <w:rPr>
             <w:rStyle w:val="Hyperlink"/>
@@ -664,7 +664,7 @@
       <w:r>
         <w:t xml:space="preserve"> — modifié — </w:t>
       </w:r>
-      <w:hyperlink w:history="1" r:id="rId1zmabnlmhaxggo6qfolz-">
+      <w:hyperlink w:history="1" r:id="rIdyjdnobvh4m_pggn8zlcsj">
         <w:r>
           <w:rPr>
             <w:rStyle w:val="Hyperlink"/>
@@ -693,7 +693,7 @@
       <w:r>
         <w:t xml:space="preserve"> — créé — </w:t>
       </w:r>
-      <w:hyperlink w:history="1" r:id="rIdmafzkpb0ajcvdkvyfkp4d">
+      <w:hyperlink w:history="1" r:id="rIdnfdj9dp21rr3a4lhcq19g">
         <w:r>
           <w:rPr>
             <w:rStyle w:val="Hyperlink"/>
@@ -722,7 +722,7 @@
       <w:r>
         <w:t xml:space="preserve"> — modifié — </w:t>
       </w:r>
-      <w:hyperlink w:history="1" r:id="rIdz8143rl6gumacrn9uyeq7">
+      <w:hyperlink w:history="1" r:id="rId4n5686koktjwozi2hbh01">
         <w:r>
           <w:rPr>
             <w:rStyle w:val="Hyperlink"/>
@@ -759,7 +759,7 @@
       <w:r>
         <w:t xml:space="preserve"> — modifié — </w:t>
       </w:r>
-      <w:hyperlink w:history="1" r:id="rId4hlfrbxymjgdxcu3uhv_6">
+      <w:hyperlink w:history="1" r:id="rIdcrli2h_my8m3grd5piopv">
         <w:r>
           <w:rPr>
             <w:rStyle w:val="Hyperlink"/>
@@ -788,7 +788,7 @@
       <w:r>
         <w:t xml:space="preserve"> — modifié — </w:t>
       </w:r>
-      <w:hyperlink w:history="1" r:id="rId7yytfmluhxh0_gyzstxwl">
+      <w:hyperlink w:history="1" r:id="rId85imabqrca6s6irzpemk7">
         <w:r>
           <w:rPr>
             <w:rStyle w:val="Hyperlink"/>
@@ -825,7 +825,7 @@
       <w:r>
         <w:t xml:space="preserve"> — modifié — </w:t>
       </w:r>
-      <w:hyperlink w:history="1" r:id="rIdqxeeis9ik1zbgn8dudb7a">
+      <w:hyperlink w:history="1" r:id="rIdmaq_0seph33kca9yfdpd7">
         <w:r>
           <w:rPr>
             <w:rStyle w:val="Hyperlink"/>
@@ -854,7 +854,7 @@
       <w:r>
         <w:t xml:space="preserve"> — modifié — </w:t>
       </w:r>
-      <w:hyperlink w:history="1" r:id="rIdmfwt9sefnmidjm53xl67l">
+      <w:hyperlink w:history="1" r:id="rIdly-imw2b5cogkl1k2racu">
         <w:r>
           <w:rPr>
             <w:rStyle w:val="Hyperlink"/>
@@ -891,7 +891,7 @@
       <w:r>
         <w:t xml:space="preserve"> — modifié — </w:t>
       </w:r>
-      <w:hyperlink w:history="1" r:id="rIddsfkpdtral3u3gdrwzt5d">
+      <w:hyperlink w:history="1" r:id="rIddshmlzug15q-fflw_9byx">
         <w:r>
           <w:rPr>
             <w:rStyle w:val="Hyperlink"/>
@@ -920,7 +920,7 @@
       <w:r>
         <w:t xml:space="preserve"> — créé — </w:t>
       </w:r>
-      <w:hyperlink w:history="1" r:id="rIduto_uqgc2j7gnsnqxtqeo">
+      <w:hyperlink w:history="1" r:id="rIdqerwhnsw2smf4hcmwb49v">
         <w:r>
           <w:rPr>
             <w:rStyle w:val="Hyperlink"/>
@@ -949,7 +949,7 @@
       <w:r>
         <w:t xml:space="preserve"> — créé — </w:t>
       </w:r>
-      <w:hyperlink w:history="1" r:id="rIdebs8jck2ydk0wr9ju2aty">
+      <w:hyperlink w:history="1" r:id="rIdc8tymlfkjjyryt8w2djyk">
         <w:r>
           <w:rPr>
             <w:rStyle w:val="Hyperlink"/>
@@ -999,7 +999,7 @@
       <w:r>
         <w:t xml:space="preserve"> — modifié — </w:t>
       </w:r>
-      <w:hyperlink w:history="1" r:id="rIdatqaqg6zqkpxbhxlk21al">
+      <w:hyperlink w:history="1" r:id="rIdbt_nfxfpat5gaftf-kdra">
         <w:r>
           <w:rPr>
             <w:rStyle w:val="Hyperlink"/>
@@ -1028,7 +1028,7 @@
       <w:r>
         <w:t xml:space="preserve"> — modifié — </w:t>
       </w:r>
-      <w:hyperlink w:history="1" r:id="rIdd17iat7waihdcetiwku4s">
+      <w:hyperlink w:history="1" r:id="rIdt6si7x5gn4slxvf5v1lto">
         <w:r>
           <w:rPr>
             <w:rStyle w:val="Hyperlink"/>
@@ -1057,7 +1057,7 @@
       <w:r>
         <w:t xml:space="preserve"> — modifié — </w:t>
       </w:r>
-      <w:hyperlink w:history="1" r:id="rId4wvuursz_owhhwxqfxo1b">
+      <w:hyperlink w:history="1" r:id="rIdfge6j0w_fz6sq-a39x33q">
         <w:r>
           <w:rPr>
             <w:rStyle w:val="Hyperlink"/>

--- a/docs/developpement/phases/word/PHASE_65_LE_LIEU_EN_3D_QUATRE_DECORS_STANDS_POSES_A_LA_MAIN.docx
+++ b/docs/developpement/phases/word/PHASE_65_LE_LIEU_EN_3D_QUATRE_DECORS_STANDS_POSES_A_LA_MAIN.docx
@@ -18,9 +18,9 @@
         <w:shd w:fill="F6F3FF" w:color="auto" w:val="clear"/>
       </w:pPr>
       <w:r>
-        <w:t xml:space="preserve">FlaiX Expert · dossier de développement · généré le 2026-10-24 depuis le dépôt </w:t>
-      </w:r>
-      <w:hyperlink w:history="1" r:id="rIdffv8-ewluucz82qwlz_1o">
+        <w:t xml:space="preserve">FlaiX Expert · dossier de développement · généré le 2026-10-25 depuis le dépôt </w:t>
+      </w:r>
+      <w:hyperlink w:history="1" r:id="rId4wgtghhpxdfyalgfck30j">
         <w:r>
           <w:rPr>
             <w:rStyle w:val="Hyperlink"/>
@@ -539,7 +539,7 @@
           <w:numId w:val="2"/>
         </w:numPr>
       </w:pPr>
-      <w:hyperlink w:history="1" r:id="rIdzsdp1he91xigmgjbjzhs-">
+      <w:hyperlink w:history="1" r:id="rIdo75yrlbeldze6rbl4dmwa">
         <w:r>
           <w:rPr>
             <w:rStyle w:val="Hyperlink"/>
@@ -559,7 +559,7 @@
           <w:numId w:val="2"/>
         </w:numPr>
       </w:pPr>
-      <w:hyperlink w:history="1" r:id="rIduaignvdvgk3lhla_c0ino">
+      <w:hyperlink w:history="1" r:id="rId12cmzlwszkiw5inuujgaw">
         <w:r>
           <w:rPr>
             <w:rStyle w:val="Hyperlink"/>
@@ -579,7 +579,7 @@
           <w:numId w:val="2"/>
         </w:numPr>
       </w:pPr>
-      <w:hyperlink w:history="1" r:id="rIdpcmlexhp-r9paqnh0pn-j">
+      <w:hyperlink w:history="1" r:id="rIdltulgorljn01ksrnzsfl1">
         <w:r>
           <w:rPr>
             <w:rStyle w:val="Hyperlink"/>
@@ -627,7 +627,7 @@
       <w:r>
         <w:t xml:space="preserve"> — créé — </w:t>
       </w:r>
-      <w:hyperlink w:history="1" r:id="rIdydvaeamwnu3h5dtx6pzb4">
+      <w:hyperlink w:history="1" r:id="rIdush3htys5kg8mtpiowbu4">
         <w:r>
           <w:rPr>
             <w:rStyle w:val="Hyperlink"/>
@@ -664,7 +664,7 @@
       <w:r>
         <w:t xml:space="preserve"> — modifié — </w:t>
       </w:r>
-      <w:hyperlink w:history="1" r:id="rIdyjdnobvh4m_pggn8zlcsj">
+      <w:hyperlink w:history="1" r:id="rIdcxg8rhr0rd9ci5vaikyaz">
         <w:r>
           <w:rPr>
             <w:rStyle w:val="Hyperlink"/>
@@ -693,7 +693,7 @@
       <w:r>
         <w:t xml:space="preserve"> — créé — </w:t>
       </w:r>
-      <w:hyperlink w:history="1" r:id="rIdnfdj9dp21rr3a4lhcq19g">
+      <w:hyperlink w:history="1" r:id="rIddfpobygs4xpceim8-cdrr">
         <w:r>
           <w:rPr>
             <w:rStyle w:val="Hyperlink"/>
@@ -722,7 +722,7 @@
       <w:r>
         <w:t xml:space="preserve"> — modifié — </w:t>
       </w:r>
-      <w:hyperlink w:history="1" r:id="rId4n5686koktjwozi2hbh01">
+      <w:hyperlink w:history="1" r:id="rIdovkidxhjmlgade_l0_kyk">
         <w:r>
           <w:rPr>
             <w:rStyle w:val="Hyperlink"/>
@@ -759,7 +759,7 @@
       <w:r>
         <w:t xml:space="preserve"> — modifié — </w:t>
       </w:r>
-      <w:hyperlink w:history="1" r:id="rIdcrli2h_my8m3grd5piopv">
+      <w:hyperlink w:history="1" r:id="rIdr3iupunuamcf_umyv6z18">
         <w:r>
           <w:rPr>
             <w:rStyle w:val="Hyperlink"/>
@@ -788,7 +788,7 @@
       <w:r>
         <w:t xml:space="preserve"> — modifié — </w:t>
       </w:r>
-      <w:hyperlink w:history="1" r:id="rId85imabqrca6s6irzpemk7">
+      <w:hyperlink w:history="1" r:id="rId2kgryljuemk_5aopymqmu">
         <w:r>
           <w:rPr>
             <w:rStyle w:val="Hyperlink"/>
@@ -825,7 +825,7 @@
       <w:r>
         <w:t xml:space="preserve"> — modifié — </w:t>
       </w:r>
-      <w:hyperlink w:history="1" r:id="rIdmaq_0seph33kca9yfdpd7">
+      <w:hyperlink w:history="1" r:id="rIdeej_qqjyxzzp4ahkjkjza">
         <w:r>
           <w:rPr>
             <w:rStyle w:val="Hyperlink"/>
@@ -854,7 +854,7 @@
       <w:r>
         <w:t xml:space="preserve"> — modifié — </w:t>
       </w:r>
-      <w:hyperlink w:history="1" r:id="rIdly-imw2b5cogkl1k2racu">
+      <w:hyperlink w:history="1" r:id="rIdlw8untdc1i4illxnd3rfv">
         <w:r>
           <w:rPr>
             <w:rStyle w:val="Hyperlink"/>
@@ -891,7 +891,7 @@
       <w:r>
         <w:t xml:space="preserve"> — modifié — </w:t>
       </w:r>
-      <w:hyperlink w:history="1" r:id="rIddshmlzug15q-fflw_9byx">
+      <w:hyperlink w:history="1" r:id="rIdsojdgyswt9sntrtosuuc9">
         <w:r>
           <w:rPr>
             <w:rStyle w:val="Hyperlink"/>
@@ -920,7 +920,7 @@
       <w:r>
         <w:t xml:space="preserve"> — créé — </w:t>
       </w:r>
-      <w:hyperlink w:history="1" r:id="rIdqerwhnsw2smf4hcmwb49v">
+      <w:hyperlink w:history="1" r:id="rIdr3ajoxeex5y-1upfj-i26">
         <w:r>
           <w:rPr>
             <w:rStyle w:val="Hyperlink"/>
@@ -949,7 +949,7 @@
       <w:r>
         <w:t xml:space="preserve"> — créé — </w:t>
       </w:r>
-      <w:hyperlink w:history="1" r:id="rIdc8tymlfkjjyryt8w2djyk">
+      <w:hyperlink w:history="1" r:id="rIdg5uhndjqha8kt7fdvyaln">
         <w:r>
           <w:rPr>
             <w:rStyle w:val="Hyperlink"/>
@@ -999,7 +999,7 @@
       <w:r>
         <w:t xml:space="preserve"> — modifié — </w:t>
       </w:r>
-      <w:hyperlink w:history="1" r:id="rIdbt_nfxfpat5gaftf-kdra">
+      <w:hyperlink w:history="1" r:id="rIdleonarlmxpkx7-ovzg4jo">
         <w:r>
           <w:rPr>
             <w:rStyle w:val="Hyperlink"/>
@@ -1028,7 +1028,7 @@
       <w:r>
         <w:t xml:space="preserve"> — modifié — </w:t>
       </w:r>
-      <w:hyperlink w:history="1" r:id="rIdt6si7x5gn4slxvf5v1lto">
+      <w:hyperlink w:history="1" r:id="rIdmpl1vajgmm6x2jlkqfhky">
         <w:r>
           <w:rPr>
             <w:rStyle w:val="Hyperlink"/>
@@ -1057,7 +1057,7 @@
       <w:r>
         <w:t xml:space="preserve"> — modifié — </w:t>
       </w:r>
-      <w:hyperlink w:history="1" r:id="rIdfge6j0w_fz6sq-a39x33q">
+      <w:hyperlink w:history="1" r:id="rIde5jtqmkwpkjadgd8lvix5">
         <w:r>
           <w:rPr>
             <w:rStyle w:val="Hyperlink"/>

--- a/docs/developpement/phases/word/PHASE_65_LE_LIEU_EN_3D_QUATRE_DECORS_STANDS_POSES_A_LA_MAIN.docx
+++ b/docs/developpement/phases/word/PHASE_65_LE_LIEU_EN_3D_QUATRE_DECORS_STANDS_POSES_A_LA_MAIN.docx
@@ -20,7 +20,7 @@
       <w:r>
         <w:t xml:space="preserve">FlaiX Expert · dossier de développement · généré le 2026-10-25 depuis le dépôt </w:t>
       </w:r>
-      <w:hyperlink w:history="1" r:id="rId4wgtghhpxdfyalgfck30j">
+      <w:hyperlink w:history="1" r:id="rIdmj677edfwzyxrjs152h-b">
         <w:r>
           <w:rPr>
             <w:rStyle w:val="Hyperlink"/>
@@ -539,7 +539,7 @@
           <w:numId w:val="2"/>
         </w:numPr>
       </w:pPr>
-      <w:hyperlink w:history="1" r:id="rIdo75yrlbeldze6rbl4dmwa">
+      <w:hyperlink w:history="1" r:id="rIdt5jow8g8xvwwfwfgaveqj">
         <w:r>
           <w:rPr>
             <w:rStyle w:val="Hyperlink"/>
@@ -559,7 +559,7 @@
           <w:numId w:val="2"/>
         </w:numPr>
       </w:pPr>
-      <w:hyperlink w:history="1" r:id="rId12cmzlwszkiw5inuujgaw">
+      <w:hyperlink w:history="1" r:id="rIdtct75kmiq0xyixdbyjkn5">
         <w:r>
           <w:rPr>
             <w:rStyle w:val="Hyperlink"/>
@@ -579,7 +579,7 @@
           <w:numId w:val="2"/>
         </w:numPr>
       </w:pPr>
-      <w:hyperlink w:history="1" r:id="rIdltulgorljn01ksrnzsfl1">
+      <w:hyperlink w:history="1" r:id="rId1uc7z8utingaqpmbre9vf">
         <w:r>
           <w:rPr>
             <w:rStyle w:val="Hyperlink"/>
@@ -627,7 +627,7 @@
       <w:r>
         <w:t xml:space="preserve"> — créé — </w:t>
       </w:r>
-      <w:hyperlink w:history="1" r:id="rIdush3htys5kg8mtpiowbu4">
+      <w:hyperlink w:history="1" r:id="rIdupv24vcpqbvt5zv5snppr">
         <w:r>
           <w:rPr>
             <w:rStyle w:val="Hyperlink"/>
@@ -664,7 +664,7 @@
       <w:r>
         <w:t xml:space="preserve"> — modifié — </w:t>
       </w:r>
-      <w:hyperlink w:history="1" r:id="rIdcxg8rhr0rd9ci5vaikyaz">
+      <w:hyperlink w:history="1" r:id="rIdggc7k-eyre4ldyj1wyw2z">
         <w:r>
           <w:rPr>
             <w:rStyle w:val="Hyperlink"/>
@@ -693,7 +693,7 @@
       <w:r>
         <w:t xml:space="preserve"> — créé — </w:t>
       </w:r>
-      <w:hyperlink w:history="1" r:id="rIddfpobygs4xpceim8-cdrr">
+      <w:hyperlink w:history="1" r:id="rIdbhxkipw0tbzjvghkgwc71">
         <w:r>
           <w:rPr>
             <w:rStyle w:val="Hyperlink"/>
@@ -722,7 +722,7 @@
       <w:r>
         <w:t xml:space="preserve"> — modifié — </w:t>
       </w:r>
-      <w:hyperlink w:history="1" r:id="rIdovkidxhjmlgade_l0_kyk">
+      <w:hyperlink w:history="1" r:id="rId7vzd1sgddqifp0l6iro_c">
         <w:r>
           <w:rPr>
             <w:rStyle w:val="Hyperlink"/>
@@ -759,7 +759,7 @@
       <w:r>
         <w:t xml:space="preserve"> — modifié — </w:t>
       </w:r>
-      <w:hyperlink w:history="1" r:id="rIdr3iupunuamcf_umyv6z18">
+      <w:hyperlink w:history="1" r:id="rIdyk3wuhu_wrhqjn4scut9t">
         <w:r>
           <w:rPr>
             <w:rStyle w:val="Hyperlink"/>
@@ -788,7 +788,7 @@
       <w:r>
         <w:t xml:space="preserve"> — modifié — </w:t>
       </w:r>
-      <w:hyperlink w:history="1" r:id="rId2kgryljuemk_5aopymqmu">
+      <w:hyperlink w:history="1" r:id="rIdmv_drancstlcghkbf56g_">
         <w:r>
           <w:rPr>
             <w:rStyle w:val="Hyperlink"/>
@@ -825,7 +825,7 @@
       <w:r>
         <w:t xml:space="preserve"> — modifié — </w:t>
       </w:r>
-      <w:hyperlink w:history="1" r:id="rIdeej_qqjyxzzp4ahkjkjza">
+      <w:hyperlink w:history="1" r:id="rId2vuhzeoytkcuhkcfoutki">
         <w:r>
           <w:rPr>
             <w:rStyle w:val="Hyperlink"/>
@@ -854,7 +854,7 @@
       <w:r>
         <w:t xml:space="preserve"> — modifié — </w:t>
       </w:r>
-      <w:hyperlink w:history="1" r:id="rIdlw8untdc1i4illxnd3rfv">
+      <w:hyperlink w:history="1" r:id="rIdnna90w4m3xf9phpkwmquj">
         <w:r>
           <w:rPr>
             <w:rStyle w:val="Hyperlink"/>
@@ -891,7 +891,7 @@
       <w:r>
         <w:t xml:space="preserve"> — modifié — </w:t>
       </w:r>
-      <w:hyperlink w:history="1" r:id="rIdsojdgyswt9sntrtosuuc9">
+      <w:hyperlink w:history="1" r:id="rIdy9uqsy3hzs58w7rbehlqy">
         <w:r>
           <w:rPr>
             <w:rStyle w:val="Hyperlink"/>
@@ -920,7 +920,7 @@
       <w:r>
         <w:t xml:space="preserve"> — créé — </w:t>
       </w:r>
-      <w:hyperlink w:history="1" r:id="rIdr3ajoxeex5y-1upfj-i26">
+      <w:hyperlink w:history="1" r:id="rIdwwi9pckrbdv3kyl_cqusj">
         <w:r>
           <w:rPr>
             <w:rStyle w:val="Hyperlink"/>
@@ -949,7 +949,7 @@
       <w:r>
         <w:t xml:space="preserve"> — créé — </w:t>
       </w:r>
-      <w:hyperlink w:history="1" r:id="rIdg5uhndjqha8kt7fdvyaln">
+      <w:hyperlink w:history="1" r:id="rId681jwzg9pcffuddetypez">
         <w:r>
           <w:rPr>
             <w:rStyle w:val="Hyperlink"/>
@@ -999,7 +999,7 @@
       <w:r>
         <w:t xml:space="preserve"> — modifié — </w:t>
       </w:r>
-      <w:hyperlink w:history="1" r:id="rIdleonarlmxpkx7-ovzg4jo">
+      <w:hyperlink w:history="1" r:id="rIdmvcn9au3qd5byig8fmijc">
         <w:r>
           <w:rPr>
             <w:rStyle w:val="Hyperlink"/>
@@ -1028,7 +1028,7 @@
       <w:r>
         <w:t xml:space="preserve"> — modifié — </w:t>
       </w:r>
-      <w:hyperlink w:history="1" r:id="rIdmpl1vajgmm6x2jlkqfhky">
+      <w:hyperlink w:history="1" r:id="rIdaph1tq8meoipkh7ybstlg">
         <w:r>
           <w:rPr>
             <w:rStyle w:val="Hyperlink"/>
@@ -1057,7 +1057,7 @@
       <w:r>
         <w:t xml:space="preserve"> — modifié — </w:t>
       </w:r>
-      <w:hyperlink w:history="1" r:id="rIde5jtqmkwpkjadgd8lvix5">
+      <w:hyperlink w:history="1" r:id="rIdsizioio9rjwe3wtc7hibj">
         <w:r>
           <w:rPr>
             <w:rStyle w:val="Hyperlink"/>

--- a/docs/developpement/phases/word/PHASE_65_LE_LIEU_EN_3D_QUATRE_DECORS_STANDS_POSES_A_LA_MAIN.docx
+++ b/docs/developpement/phases/word/PHASE_65_LE_LIEU_EN_3D_QUATRE_DECORS_STANDS_POSES_A_LA_MAIN.docx
@@ -20,7 +20,7 @@
       <w:r>
         <w:t xml:space="preserve">FlaiX Expert · dossier de développement · généré le 2026-10-25 depuis le dépôt </w:t>
       </w:r>
-      <w:hyperlink w:history="1" r:id="rIdmj677edfwzyxrjs152h-b">
+      <w:hyperlink w:history="1" r:id="rId8dwz_l-02yqkzhddgub3o">
         <w:r>
           <w:rPr>
             <w:rStyle w:val="Hyperlink"/>
@@ -539,7 +539,7 @@
           <w:numId w:val="2"/>
         </w:numPr>
       </w:pPr>
-      <w:hyperlink w:history="1" r:id="rIdt5jow8g8xvwwfwfgaveqj">
+      <w:hyperlink w:history="1" r:id="rIdyrmufyb9cop-rrn_mbdlv">
         <w:r>
           <w:rPr>
             <w:rStyle w:val="Hyperlink"/>
@@ -559,7 +559,7 @@
           <w:numId w:val="2"/>
         </w:numPr>
       </w:pPr>
-      <w:hyperlink w:history="1" r:id="rIdtct75kmiq0xyixdbyjkn5">
+      <w:hyperlink w:history="1" r:id="rId8yiuaz4agrwfyiimeiheo">
         <w:r>
           <w:rPr>
             <w:rStyle w:val="Hyperlink"/>
@@ -579,7 +579,7 @@
           <w:numId w:val="2"/>
         </w:numPr>
       </w:pPr>
-      <w:hyperlink w:history="1" r:id="rId1uc7z8utingaqpmbre9vf">
+      <w:hyperlink w:history="1" r:id="rIdbafztfda8ecapjwiamb8n">
         <w:r>
           <w:rPr>
             <w:rStyle w:val="Hyperlink"/>
@@ -627,7 +627,7 @@
       <w:r>
         <w:t xml:space="preserve"> — créé — </w:t>
       </w:r>
-      <w:hyperlink w:history="1" r:id="rIdupv24vcpqbvt5zv5snppr">
+      <w:hyperlink w:history="1" r:id="rIdvd-zzgilmdcksmnex3llx">
         <w:r>
           <w:rPr>
             <w:rStyle w:val="Hyperlink"/>
@@ -664,7 +664,7 @@
       <w:r>
         <w:t xml:space="preserve"> — modifié — </w:t>
       </w:r>
-      <w:hyperlink w:history="1" r:id="rIdggc7k-eyre4ldyj1wyw2z">
+      <w:hyperlink w:history="1" r:id="rIdbkxs6hm4ktr3vaaearqhp">
         <w:r>
           <w:rPr>
             <w:rStyle w:val="Hyperlink"/>
@@ -693,7 +693,7 @@
       <w:r>
         <w:t xml:space="preserve"> — créé — </w:t>
       </w:r>
-      <w:hyperlink w:history="1" r:id="rIdbhxkipw0tbzjvghkgwc71">
+      <w:hyperlink w:history="1" r:id="rIdn5i1cw2lagpp3eobblcdk">
         <w:r>
           <w:rPr>
             <w:rStyle w:val="Hyperlink"/>
@@ -722,7 +722,7 @@
       <w:r>
         <w:t xml:space="preserve"> — modifié — </w:t>
       </w:r>
-      <w:hyperlink w:history="1" r:id="rId7vzd1sgddqifp0l6iro_c">
+      <w:hyperlink w:history="1" r:id="rIdwnxbr26syxdityygvi5mg">
         <w:r>
           <w:rPr>
             <w:rStyle w:val="Hyperlink"/>
@@ -759,7 +759,7 @@
       <w:r>
         <w:t xml:space="preserve"> — modifié — </w:t>
       </w:r>
-      <w:hyperlink w:history="1" r:id="rIdyk3wuhu_wrhqjn4scut9t">
+      <w:hyperlink w:history="1" r:id="rIdrewojg9u8e0ezz0sg0_kh">
         <w:r>
           <w:rPr>
             <w:rStyle w:val="Hyperlink"/>
@@ -788,7 +788,7 @@
       <w:r>
         <w:t xml:space="preserve"> — modifié — </w:t>
       </w:r>
-      <w:hyperlink w:history="1" r:id="rIdmv_drancstlcghkbf56g_">
+      <w:hyperlink w:history="1" r:id="rIdm_8xdcvlkwdsdj3k7v4a6">
         <w:r>
           <w:rPr>
             <w:rStyle w:val="Hyperlink"/>
@@ -825,7 +825,7 @@
       <w:r>
         <w:t xml:space="preserve"> — modifié — </w:t>
       </w:r>
-      <w:hyperlink w:history="1" r:id="rId2vuhzeoytkcuhkcfoutki">
+      <w:hyperlink w:history="1" r:id="rIdrspt9tjsb8jsahbvt7ymk">
         <w:r>
           <w:rPr>
             <w:rStyle w:val="Hyperlink"/>
@@ -854,7 +854,7 @@
       <w:r>
         <w:t xml:space="preserve"> — modifié — </w:t>
       </w:r>
-      <w:hyperlink w:history="1" r:id="rIdnna90w4m3xf9phpkwmquj">
+      <w:hyperlink w:history="1" r:id="rId1ptydzgon-qcmumpermwt">
         <w:r>
           <w:rPr>
             <w:rStyle w:val="Hyperlink"/>
@@ -891,7 +891,7 @@
       <w:r>
         <w:t xml:space="preserve"> — modifié — </w:t>
       </w:r>
-      <w:hyperlink w:history="1" r:id="rIdy9uqsy3hzs58w7rbehlqy">
+      <w:hyperlink w:history="1" r:id="rIdzioq2buvjh-45a2tzvc78">
         <w:r>
           <w:rPr>
             <w:rStyle w:val="Hyperlink"/>
@@ -920,7 +920,7 @@
       <w:r>
         <w:t xml:space="preserve"> — créé — </w:t>
       </w:r>
-      <w:hyperlink w:history="1" r:id="rIdwwi9pckrbdv3kyl_cqusj">
+      <w:hyperlink w:history="1" r:id="rIdpsdkjw8mlz9vl6avajcun">
         <w:r>
           <w:rPr>
             <w:rStyle w:val="Hyperlink"/>
@@ -949,7 +949,7 @@
       <w:r>
         <w:t xml:space="preserve"> — créé — </w:t>
       </w:r>
-      <w:hyperlink w:history="1" r:id="rId681jwzg9pcffuddetypez">
+      <w:hyperlink w:history="1" r:id="rIdqzb9elonfu6naka8hj5fg">
         <w:r>
           <w:rPr>
             <w:rStyle w:val="Hyperlink"/>
@@ -999,7 +999,7 @@
       <w:r>
         <w:t xml:space="preserve"> — modifié — </w:t>
       </w:r>
-      <w:hyperlink w:history="1" r:id="rIdmvcn9au3qd5byig8fmijc">
+      <w:hyperlink w:history="1" r:id="rIdsmshi-elumhxdtkl9h2h5">
         <w:r>
           <w:rPr>
             <w:rStyle w:val="Hyperlink"/>
@@ -1028,7 +1028,7 @@
       <w:r>
         <w:t xml:space="preserve"> — modifié — </w:t>
       </w:r>
-      <w:hyperlink w:history="1" r:id="rIdaph1tq8meoipkh7ybstlg">
+      <w:hyperlink w:history="1" r:id="rIdahnaloerhsvwndavbnfxy">
         <w:r>
           <w:rPr>
             <w:rStyle w:val="Hyperlink"/>
@@ -1057,7 +1057,7 @@
       <w:r>
         <w:t xml:space="preserve"> — modifié — </w:t>
       </w:r>
-      <w:hyperlink w:history="1" r:id="rIdsizioio9rjwe3wtc7hibj">
+      <w:hyperlink w:history="1" r:id="rIdnpquinpc7z8jogoacnhhm">
         <w:r>
           <w:rPr>
             <w:rStyle w:val="Hyperlink"/>
